--- a/public/rubrics/Rubrica CE2.c.docx
+++ b/public/rubrics/Rubrica CE2.c.docx
@@ -1315,7 +1315,7 @@
       </w:tr>
       <w:tr>
         <w:trPr>
-          <w:trHeight w:val="510"/>
+          <w:trHeight w:val="567"/>
         </w:trPr>
         <w:tc>
           <w:tcPr>
@@ -1332,7 +1332,7 @@
                 <w:rFonts w:ascii="Calibri" w:hAnsi="Calibri" w:cs="Calibri"/>
                 <w:color w:val="000000"/>
               </w:rPr>
-              <w:t>MERIAM</w:t>
+              <w:t>PAU</w:t>
             </w:r>
           </w:p>
         </w:tc>
@@ -1351,7 +1351,7 @@
                 <w:rFonts w:ascii="Calibri" w:hAnsi="Calibri" w:cs="Calibri"/>
                 <w:color w:val="000000"/>
               </w:rPr>
-              <w:t>AIT SID</w:t>
+              <w:t>ALBENTOSA MEJÍA</w:t>
             </w:r>
           </w:p>
         </w:tc>
@@ -1446,7 +1446,7 @@
       </w:tr>
       <w:tr>
         <w:trPr>
-          <w:trHeight w:val="510"/>
+          <w:trHeight w:val="567"/>
         </w:trPr>
         <w:tc>
           <w:tcPr>
@@ -1463,7 +1463,7 @@
                 <w:rFonts w:ascii="Calibri" w:hAnsi="Calibri" w:cs="Calibri"/>
                 <w:color w:val="000000"/>
               </w:rPr>
-              <w:t>PAU</w:t>
+              <w:t>ESTANISLAO</w:t>
             </w:r>
           </w:p>
         </w:tc>
@@ -1482,7 +1482,7 @@
                 <w:rFonts w:ascii="Calibri" w:hAnsi="Calibri" w:cs="Calibri"/>
                 <w:color w:val="000000"/>
               </w:rPr>
-              <w:t>ALBENTOSA MEJÍA</w:t>
+              <w:t>ALIAGA KUZYK</w:t>
             </w:r>
           </w:p>
         </w:tc>
@@ -1577,7 +1577,7 @@
       </w:tr>
       <w:tr>
         <w:trPr>
-          <w:trHeight w:val="510"/>
+          <w:trHeight w:val="567"/>
         </w:trPr>
         <w:tc>
           <w:tcPr>
@@ -1594,7 +1594,7 @@
                 <w:rFonts w:ascii="Calibri" w:hAnsi="Calibri" w:cs="Calibri"/>
                 <w:color w:val="000000"/>
               </w:rPr>
-              <w:t>ESTANISLAO</w:t>
+              <w:t>NICOLÁS</w:t>
             </w:r>
           </w:p>
         </w:tc>
@@ -1613,7 +1613,7 @@
                 <w:rFonts w:ascii="Calibri" w:hAnsi="Calibri" w:cs="Calibri"/>
                 <w:color w:val="000000"/>
               </w:rPr>
-              <w:t>ALIAGA KUZYK</w:t>
+              <w:t>ARMENGOL IBIZA</w:t>
             </w:r>
           </w:p>
         </w:tc>
@@ -1708,7 +1708,7 @@
       </w:tr>
       <w:tr>
         <w:trPr>
-          <w:trHeight w:val="510"/>
+          <w:trHeight w:val="567"/>
         </w:trPr>
         <w:tc>
           <w:tcPr>
@@ -1725,7 +1725,7 @@
                 <w:rFonts w:ascii="Calibri" w:hAnsi="Calibri" w:cs="Calibri"/>
                 <w:color w:val="000000"/>
               </w:rPr>
-              <w:t>NICOLÁS</w:t>
+              <w:t>PABLO</w:t>
             </w:r>
           </w:p>
         </w:tc>
@@ -1744,7 +1744,7 @@
                 <w:rFonts w:ascii="Calibri" w:hAnsi="Calibri" w:cs="Calibri"/>
                 <w:color w:val="000000"/>
               </w:rPr>
-              <w:t>ARMENGOL IBIZA</w:t>
+              <w:t>BONO ARMENGOL</w:t>
             </w:r>
           </w:p>
         </w:tc>
@@ -1839,7 +1839,7 @@
       </w:tr>
       <w:tr>
         <w:trPr>
-          <w:trHeight w:val="510"/>
+          <w:trHeight w:val="567"/>
         </w:trPr>
         <w:tc>
           <w:tcPr>
@@ -1856,7 +1856,7 @@
                 <w:rFonts w:ascii="Calibri" w:hAnsi="Calibri" w:cs="Calibri"/>
                 <w:color w:val="000000"/>
               </w:rPr>
-              <w:t>PABLO</w:t>
+              <w:t>ERIC</w:t>
             </w:r>
           </w:p>
         </w:tc>
@@ -1875,7 +1875,7 @@
                 <w:rFonts w:ascii="Calibri" w:hAnsi="Calibri" w:cs="Calibri"/>
                 <w:color w:val="000000"/>
               </w:rPr>
-              <w:t>BONO ARMENGOL</w:t>
+              <w:t>CASANOVAS VICEDO</w:t>
             </w:r>
           </w:p>
         </w:tc>
@@ -1970,7 +1970,7 @@
       </w:tr>
       <w:tr>
         <w:trPr>
-          <w:trHeight w:val="510"/>
+          <w:trHeight w:val="567"/>
         </w:trPr>
         <w:tc>
           <w:tcPr>
@@ -1987,7 +1987,7 @@
                 <w:rFonts w:ascii="Calibri" w:hAnsi="Calibri" w:cs="Calibri"/>
                 <w:color w:val="000000"/>
               </w:rPr>
-              <w:t>ERIC</w:t>
+              <w:t>PABLO</w:t>
             </w:r>
           </w:p>
         </w:tc>
@@ -2006,7 +2006,7 @@
                 <w:rFonts w:ascii="Calibri" w:hAnsi="Calibri" w:cs="Calibri"/>
                 <w:color w:val="000000"/>
               </w:rPr>
-              <w:t>CASANOVAS VICEDO</w:t>
+              <w:t>CASTAÑEDA HERRERO</w:t>
             </w:r>
           </w:p>
         </w:tc>
@@ -2101,7 +2101,7 @@
       </w:tr>
       <w:tr>
         <w:trPr>
-          <w:trHeight w:val="510"/>
+          <w:trHeight w:val="567"/>
         </w:trPr>
         <w:tc>
           <w:tcPr>
@@ -2118,7 +2118,7 @@
                 <w:rFonts w:ascii="Calibri" w:hAnsi="Calibri" w:cs="Calibri"/>
                 <w:color w:val="000000"/>
               </w:rPr>
-              <w:t>PABLO</w:t>
+              <w:t>JOSÉ ANTONIO</w:t>
             </w:r>
           </w:p>
         </w:tc>
@@ -2137,7 +2137,7 @@
                 <w:rFonts w:ascii="Calibri" w:hAnsi="Calibri" w:cs="Calibri"/>
                 <w:color w:val="000000"/>
               </w:rPr>
-              <w:t>CASTAÑEDA HERRERO</w:t>
+              <w:t>CLARI PERIS</w:t>
             </w:r>
           </w:p>
         </w:tc>
@@ -2232,7 +2232,7 @@
       </w:tr>
       <w:tr>
         <w:trPr>
-          <w:trHeight w:val="510"/>
+          <w:trHeight w:val="567"/>
         </w:trPr>
         <w:tc>
           <w:tcPr>
@@ -2249,7 +2249,7 @@
                 <w:rFonts w:ascii="Calibri" w:hAnsi="Calibri" w:cs="Calibri"/>
                 <w:color w:val="000000"/>
               </w:rPr>
-              <w:t>JOSÉ ANTONIO</w:t>
+              <w:t>FERRAN</w:t>
             </w:r>
           </w:p>
         </w:tc>
@@ -2268,7 +2268,7 @@
                 <w:rFonts w:ascii="Calibri" w:hAnsi="Calibri" w:cs="Calibri"/>
                 <w:color w:val="000000"/>
               </w:rPr>
-              <w:t>CLARI PERIS</w:t>
+              <w:t>CORTÉS SANCHO</w:t>
             </w:r>
           </w:p>
         </w:tc>
@@ -2363,7 +2363,7 @@
       </w:tr>
       <w:tr>
         <w:trPr>
-          <w:trHeight w:val="510"/>
+          <w:trHeight w:val="567"/>
         </w:trPr>
         <w:tc>
           <w:tcPr>
@@ -2380,7 +2380,7 @@
                 <w:rFonts w:ascii="Calibri" w:hAnsi="Calibri" w:cs="Calibri"/>
                 <w:color w:val="000000"/>
               </w:rPr>
-              <w:t>FERRAN</w:t>
+              <w:t>CARLOS</w:t>
             </w:r>
           </w:p>
         </w:tc>
@@ -2399,7 +2399,7 @@
                 <w:rFonts w:ascii="Calibri" w:hAnsi="Calibri" w:cs="Calibri"/>
                 <w:color w:val="000000"/>
               </w:rPr>
-              <w:t>CORTÉS SANCHO</w:t>
+              <w:t>CUCARELLA FELICI</w:t>
             </w:r>
           </w:p>
         </w:tc>
@@ -2494,7 +2494,7 @@
       </w:tr>
       <w:tr>
         <w:trPr>
-          <w:trHeight w:val="510"/>
+          <w:trHeight w:val="567"/>
         </w:trPr>
         <w:tc>
           <w:tcPr>
@@ -2511,7 +2511,7 @@
                 <w:rFonts w:ascii="Calibri" w:hAnsi="Calibri" w:cs="Calibri"/>
                 <w:color w:val="000000"/>
               </w:rPr>
-              <w:t>CARLOS</w:t>
+              <w:t>AHMED</w:t>
             </w:r>
           </w:p>
         </w:tc>
@@ -2530,7 +2530,7 @@
                 <w:rFonts w:ascii="Calibri" w:hAnsi="Calibri" w:cs="Calibri"/>
                 <w:color w:val="000000"/>
               </w:rPr>
-              <w:t>CUCARELLA FELICI</w:t>
+              <w:t>EL KINANI ES SAKHI</w:t>
             </w:r>
           </w:p>
         </w:tc>
@@ -2625,7 +2625,7 @@
       </w:tr>
       <w:tr>
         <w:trPr>
-          <w:trHeight w:val="510"/>
+          <w:trHeight w:val="567"/>
         </w:trPr>
         <w:tc>
           <w:tcPr>
@@ -2642,7 +2642,7 @@
                 <w:rFonts w:ascii="Calibri" w:hAnsi="Calibri" w:cs="Calibri"/>
                 <w:color w:val="000000"/>
               </w:rPr>
-              <w:t>AHMED</w:t>
+              <w:t>BERNAT</w:t>
             </w:r>
           </w:p>
         </w:tc>
@@ -2661,7 +2661,7 @@
                 <w:rFonts w:ascii="Calibri" w:hAnsi="Calibri" w:cs="Calibri"/>
                 <w:color w:val="000000"/>
               </w:rPr>
-              <w:t>EL KINANI ES SAKHI</w:t>
+              <w:t>FABRA ASINS</w:t>
             </w:r>
           </w:p>
         </w:tc>
@@ -2756,7 +2756,7 @@
       </w:tr>
       <w:tr>
         <w:trPr>
-          <w:trHeight w:val="510"/>
+          <w:trHeight w:val="567"/>
         </w:trPr>
         <w:tc>
           <w:tcPr>
@@ -2765,34 +2765,40 @@
           </w:tcPr>
           <w:p>
             <w:pPr>
-              <w:spacing w:after="160"/>
-              <w:jc w:val="center"/>
-            </w:pPr>
-            <w:r>
+              <w:jc w:val="center"/>
               <w:rPr>
                 <w:rFonts w:ascii="Calibri" w:hAnsi="Calibri" w:cs="Calibri"/>
                 <w:color w:val="000000"/>
               </w:rPr>
-              <w:t>BERNAT</w:t>
-            </w:r>
-          </w:p>
-        </w:tc>
-        <w:tc>
-          <w:tcPr>
-            <w:tcW w:w="2438" w:type="dxa"/>
-            <w:vAlign w:val="center"/>
-          </w:tcPr>
-          <w:p>
-            <w:pPr>
-              <w:spacing w:after="160"/>
-              <w:jc w:val="center"/>
             </w:pPr>
             <w:r>
               <w:rPr>
                 <w:rFonts w:ascii="Calibri" w:hAnsi="Calibri" w:cs="Calibri"/>
                 <w:color w:val="000000"/>
               </w:rPr>
-              <w:t>FABRA ASINS</w:t>
+              <w:t>JOSE MANUEL</w:t>
+            </w:r>
+          </w:p>
+        </w:tc>
+        <w:tc>
+          <w:tcPr>
+            <w:tcW w:w="2438" w:type="dxa"/>
+            <w:vAlign w:val="center"/>
+          </w:tcPr>
+          <w:p>
+            <w:pPr>
+              <w:jc w:val="center"/>
+              <w:rPr>
+                <w:rFonts w:ascii="Calibri" w:hAnsi="Calibri" w:cs="Calibri"/>
+                <w:color w:val="000000"/>
+              </w:rPr>
+            </w:pPr>
+            <w:r>
+              <w:rPr>
+                <w:rFonts w:ascii="Calibri" w:hAnsi="Calibri" w:cs="Calibri"/>
+                <w:color w:val="000000"/>
+              </w:rPr>
+              <w:t>FUENTES PALOP</w:t>
             </w:r>
           </w:p>
         </w:tc>
@@ -2887,7 +2893,7 @@
       </w:tr>
       <w:tr>
         <w:trPr>
-          <w:trHeight w:val="510"/>
+          <w:trHeight w:val="567"/>
         </w:trPr>
         <w:tc>
           <w:tcPr>
@@ -3018,7 +3024,7 @@
       </w:tr>
       <w:tr>
         <w:trPr>
-          <w:trHeight w:val="510"/>
+          <w:trHeight w:val="567"/>
         </w:trPr>
         <w:tc>
           <w:tcPr>
@@ -3035,7 +3041,7 @@
                 <w:rFonts w:ascii="Calibri" w:hAnsi="Calibri" w:cs="Calibri"/>
                 <w:color w:val="000000"/>
               </w:rPr>
-              <w:t>SALAHEDDINE</w:t>
+              <w:t>PABLO</w:t>
             </w:r>
           </w:p>
         </w:tc>
@@ -3054,7 +3060,7 @@
                 <w:rFonts w:ascii="Calibri" w:hAnsi="Calibri" w:cs="Calibri"/>
                 <w:color w:val="000000"/>
               </w:rPr>
-              <w:t>MOUFLEH</w:t>
+              <w:t>NAVARRO PEREZ</w:t>
             </w:r>
           </w:p>
         </w:tc>
@@ -3149,7 +3155,7 @@
       </w:tr>
       <w:tr>
         <w:trPr>
-          <w:trHeight w:val="510"/>
+          <w:trHeight w:val="567"/>
         </w:trPr>
         <w:tc>
           <w:tcPr>
@@ -3166,7 +3172,7 @@
                 <w:rFonts w:ascii="Calibri" w:hAnsi="Calibri" w:cs="Calibri"/>
                 <w:color w:val="000000"/>
               </w:rPr>
-              <w:t>PABLO</w:t>
+              <w:t>GOD'STIME</w:t>
             </w:r>
           </w:p>
         </w:tc>
@@ -3185,7 +3191,7 @@
                 <w:rFonts w:ascii="Calibri" w:hAnsi="Calibri" w:cs="Calibri"/>
                 <w:color w:val="000000"/>
               </w:rPr>
-              <w:t>NAVARRO PEREZ</w:t>
+              <w:t>OSIFO OHONBA</w:t>
             </w:r>
           </w:p>
         </w:tc>
@@ -3280,7 +3286,7 @@
       </w:tr>
       <w:tr>
         <w:trPr>
-          <w:trHeight w:val="510"/>
+          <w:trHeight w:val="567"/>
         </w:trPr>
         <w:tc>
           <w:tcPr>
@@ -3297,7 +3303,7 @@
                 <w:rFonts w:ascii="Calibri" w:hAnsi="Calibri" w:cs="Calibri"/>
                 <w:color w:val="000000"/>
               </w:rPr>
-              <w:t>GOD'STIME</w:t>
+              <w:t>ARNAU</w:t>
             </w:r>
           </w:p>
         </w:tc>
@@ -3316,7 +3322,7 @@
                 <w:rFonts w:ascii="Calibri" w:hAnsi="Calibri" w:cs="Calibri"/>
                 <w:color w:val="000000"/>
               </w:rPr>
-              <w:t>OSIFO OHONBA</w:t>
+              <w:t>RAMA CORDOBA</w:t>
             </w:r>
           </w:p>
         </w:tc>
@@ -3411,7 +3417,7 @@
       </w:tr>
       <w:tr>
         <w:trPr>
-          <w:trHeight w:val="510"/>
+          <w:trHeight w:val="567"/>
         </w:trPr>
         <w:tc>
           <w:tcPr>
@@ -3428,7 +3434,7 @@
                 <w:rFonts w:ascii="Calibri" w:hAnsi="Calibri" w:cs="Calibri"/>
                 <w:color w:val="000000"/>
               </w:rPr>
-              <w:t>ARNAU</w:t>
+              <w:t>JAUME VICENT</w:t>
             </w:r>
           </w:p>
         </w:tc>
@@ -3447,7 +3453,7 @@
                 <w:rFonts w:ascii="Calibri" w:hAnsi="Calibri" w:cs="Calibri"/>
                 <w:color w:val="000000"/>
               </w:rPr>
-              <w:t>RAMA CORDOBA</w:t>
+              <w:t>SATORRES SIMON</w:t>
             </w:r>
           </w:p>
         </w:tc>
@@ -3542,138 +3548,7 @@
       </w:tr>
       <w:tr>
         <w:trPr>
-          <w:trHeight w:val="510"/>
-        </w:trPr>
-        <w:tc>
-          <w:tcPr>
-            <w:tcW w:w="1702" w:type="dxa"/>
-            <w:vAlign w:val="center"/>
-          </w:tcPr>
-          <w:p>
-            <w:pPr>
-              <w:spacing w:after="160"/>
-              <w:jc w:val="center"/>
-            </w:pPr>
-            <w:r>
-              <w:rPr>
-                <w:rFonts w:ascii="Calibri" w:hAnsi="Calibri" w:cs="Calibri"/>
-                <w:color w:val="000000"/>
-              </w:rPr>
-              <w:t>JAUME VICENT</w:t>
-            </w:r>
-          </w:p>
-        </w:tc>
-        <w:tc>
-          <w:tcPr>
-            <w:tcW w:w="2438" w:type="dxa"/>
-            <w:vAlign w:val="center"/>
-          </w:tcPr>
-          <w:p>
-            <w:pPr>
-              <w:spacing w:after="160"/>
-              <w:jc w:val="center"/>
-            </w:pPr>
-            <w:r>
-              <w:rPr>
-                <w:rFonts w:ascii="Calibri" w:hAnsi="Calibri" w:cs="Calibri"/>
-                <w:color w:val="000000"/>
-              </w:rPr>
-              <w:t>SATORRES SIMON</w:t>
-            </w:r>
-          </w:p>
-        </w:tc>
-        <w:tc>
-          <w:tcPr>
-            <w:tcW w:w="1474" w:type="dxa"/>
-            <w:vAlign w:val="center"/>
-          </w:tcPr>
-          <w:p>
-            <w:pPr>
-              <w:jc w:val="center"/>
-            </w:pPr>
-          </w:p>
-        </w:tc>
-        <w:tc>
-          <w:tcPr>
-            <w:tcW w:w="1474" w:type="dxa"/>
-            <w:vAlign w:val="center"/>
-          </w:tcPr>
-          <w:p>
-            <w:pPr>
-              <w:jc w:val="center"/>
-            </w:pPr>
-          </w:p>
-        </w:tc>
-        <w:tc>
-          <w:tcPr>
-            <w:tcW w:w="1474" w:type="dxa"/>
-            <w:vAlign w:val="center"/>
-          </w:tcPr>
-          <w:p>
-            <w:pPr>
-              <w:jc w:val="center"/>
-            </w:pPr>
-          </w:p>
-        </w:tc>
-        <w:tc>
-          <w:tcPr>
-            <w:tcW w:w="1474" w:type="dxa"/>
-            <w:vAlign w:val="center"/>
-          </w:tcPr>
-          <w:p>
-            <w:pPr>
-              <w:jc w:val="center"/>
-            </w:pPr>
-          </w:p>
-        </w:tc>
-        <w:tc>
-          <w:tcPr>
-            <w:tcW w:w="1474" w:type="dxa"/>
-            <w:vAlign w:val="center"/>
-          </w:tcPr>
-          <w:p>
-            <w:pPr>
-              <w:jc w:val="center"/>
-            </w:pPr>
-          </w:p>
-        </w:tc>
-        <w:tc>
-          <w:tcPr>
-            <w:tcW w:w="1474" w:type="dxa"/>
-            <w:vAlign w:val="center"/>
-          </w:tcPr>
-          <w:p>
-            <w:pPr>
-              <w:jc w:val="center"/>
-            </w:pPr>
-          </w:p>
-        </w:tc>
-        <w:tc>
-          <w:tcPr>
-            <w:tcW w:w="1474" w:type="dxa"/>
-            <w:vAlign w:val="center"/>
-          </w:tcPr>
-          <w:p>
-            <w:pPr>
-              <w:jc w:val="center"/>
-            </w:pPr>
-          </w:p>
-        </w:tc>
-        <w:tc>
-          <w:tcPr>
-            <w:tcW w:w="1474" w:type="dxa"/>
-            <w:vAlign w:val="center"/>
-          </w:tcPr>
-          <w:p>
-            <w:pPr>
-              <w:jc w:val="center"/>
-            </w:pPr>
-          </w:p>
-        </w:tc>
-      </w:tr>
-      <w:tr>
-        <w:trPr>
-          <w:trHeight w:val="510"/>
+          <w:trHeight w:val="567"/>
         </w:trPr>
         <w:tc>
           <w:tcPr>
